--- a/content/templates/common-paper-term-sheet/template.docx
+++ b/content/templates/common-paper-term-sheet/template.docx
@@ -806,6 +806,9 @@
                 <w:rtl w:val="0"/>
               </w:rPr>
             </w:r>
+            <w:r>
+              <w:t>{party_1_signatory_name}</w:t>
+            </w:r>
           </w:p>
         </w:tc>
         <w:tc>
@@ -863,6 +866,9 @@
               <w:rPr>
                 <w:rtl w:val="0"/>
               </w:rPr>
+            </w:r>
+            <w:r>
+              <w:t>{party_2_signatory_name}</w:t>
             </w:r>
           </w:p>
         </w:tc>
@@ -934,6 +940,9 @@
                 <w:rtl w:val="0"/>
               </w:rPr>
             </w:r>
+            <w:r>
+              <w:t>{party_1_signatory_title_display}</w:t>
+            </w:r>
           </w:p>
         </w:tc>
         <w:tc>
@@ -991,6 +1000,9 @@
               <w:rPr>
                 <w:rtl w:val="0"/>
               </w:rPr>
+            </w:r>
+            <w:r>
+              <w:t>{party_2_signatory_title_display}</w:t>
             </w:r>
           </w:p>
         </w:tc>
@@ -1062,6 +1074,9 @@
                 <w:rtl w:val="0"/>
               </w:rPr>
             </w:r>
+            <w:r>
+              <w:t>{party_1_signatory_email}</w:t>
+            </w:r>
           </w:p>
         </w:tc>
         <w:tc>
@@ -1119,6 +1134,9 @@
               <w:rPr>
                 <w:rtl w:val="0"/>
               </w:rPr>
+            </w:r>
+            <w:r>
+              <w:t>{party_2_signatory_email}</w:t>
             </w:r>
           </w:p>
         </w:tc>

--- a/content/templates/common-paper-term-sheet/template.docx
+++ b/content/templates/common-paper-term-sheet/template.docx
@@ -1610,9 +1610,6 @@
     <w:qFormat w:val="1"/>
     <w:rsid w:val="006B4D74"/>
     <w:pPr>
-      <w:numPr>
-        <w:numId w:val="1"/>
-      </w:numPr>
       <w:spacing w:after="240"/>
       <w:jc w:val="both"/>
       <w:outlineLvl w:val="0"/>
@@ -1633,10 +1630,6 @@
     <w:qFormat w:val="1"/>
     <w:rsid w:val="006B4D74"/>
     <w:pPr>
-      <w:numPr>
-        <w:ilvl w:val="1"/>
-        <w:numId w:val="1"/>
-      </w:numPr>
       <w:spacing w:after="240"/>
       <w:jc w:val="both"/>
       <w:outlineLvl w:val="1"/>
@@ -1657,10 +1650,6 @@
     <w:qFormat w:val="1"/>
     <w:rsid w:val="006B4D74"/>
     <w:pPr>
-      <w:numPr>
-        <w:ilvl w:val="2"/>
-        <w:numId w:val="1"/>
-      </w:numPr>
       <w:spacing w:after="240"/>
       <w:jc w:val="both"/>
       <w:outlineLvl w:val="2"/>
@@ -1682,10 +1671,6 @@
     <w:qFormat w:val="1"/>
     <w:rsid w:val="006B4D74"/>
     <w:pPr>
-      <w:numPr>
-        <w:ilvl w:val="3"/>
-        <w:numId w:val="1"/>
-      </w:numPr>
       <w:spacing w:after="240"/>
       <w:jc w:val="both"/>
       <w:outlineLvl w:val="3"/>
@@ -1706,10 +1691,6 @@
     <w:qFormat w:val="1"/>
     <w:rsid w:val="006B4D74"/>
     <w:pPr>
-      <w:numPr>
-        <w:ilvl w:val="4"/>
-        <w:numId w:val="1"/>
-      </w:numPr>
       <w:spacing w:after="240"/>
       <w:jc w:val="both"/>
       <w:outlineLvl w:val="4"/>
@@ -1730,10 +1711,6 @@
     <w:qFormat w:val="1"/>
     <w:rsid w:val="006B4D74"/>
     <w:pPr>
-      <w:numPr>
-        <w:ilvl w:val="5"/>
-        <w:numId w:val="1"/>
-      </w:numPr>
       <w:spacing w:after="240"/>
       <w:jc w:val="both"/>
       <w:outlineLvl w:val="5"/>
@@ -1751,10 +1728,6 @@
     <w:qFormat w:val="1"/>
     <w:rsid w:val="006B4D74"/>
     <w:pPr>
-      <w:numPr>
-        <w:ilvl w:val="6"/>
-        <w:numId w:val="1"/>
-      </w:numPr>
       <w:spacing w:after="240"/>
       <w:jc w:val="both"/>
       <w:outlineLvl w:val="6"/>
@@ -1772,10 +1745,6 @@
     <w:qFormat w:val="1"/>
     <w:rsid w:val="006B4D74"/>
     <w:pPr>
-      <w:numPr>
-        <w:ilvl w:val="7"/>
-        <w:numId w:val="1"/>
-      </w:numPr>
       <w:spacing w:after="240"/>
       <w:jc w:val="both"/>
       <w:outlineLvl w:val="7"/>
@@ -1793,10 +1762,6 @@
     <w:qFormat w:val="1"/>
     <w:rsid w:val="006B4D74"/>
     <w:pPr>
-      <w:numPr>
-        <w:ilvl w:val="8"/>
-        <w:numId w:val="1"/>
-      </w:numPr>
       <w:spacing w:after="240"/>
       <w:jc w:val="both"/>
       <w:outlineLvl w:val="8"/>
